--- a/products/academia-de-reciclagem/projects/content/Carta Próximas Gerações.docx
+++ b/products/academia-de-reciclagem/projects/content/Carta Próximas Gerações.docx
@@ -36,7 +36,7 @@
           <w:szCs w:val="26"/>
           <w:rtl w:val="0"/>
         </w:rPr>
-        <w:t xml:space="preserve">09 — Carta às Próximas Gerações</w:t>
+        <w:t>Carta às Próximas Gerações</w:t>
       </w:r>
       <w:r>
         <w:rPr>
@@ -256,7 +256,7 @@
         <w:rPr>
           <w:rtl w:val="0"/>
         </w:rPr>
-        <w:t xml:space="preserve">A região da Granja Viana pode se tornar referência em consciência ambiental, responsabilidade social e economia circular. Para isso, precisamos aproximar quem gera os resíduos de quem pode transformá-los em nova matéria-prima e em renda digna.</w:t>
+        <w:t>Nossa região pode se tornar referência em consciência ambiental, responsabilidade social e economia circular. Para isso, precisamos aproximar quem gera os resíduos de quem pode transformá-los em nova matéria-prima e em renda digna.</w:t>
       </w:r>
     </w:p>
     <w:p>

--- a/products/academia-de-reciclagem/projects/content/Carta Próximas Gerações.docx
+++ b/products/academia-de-reciclagem/projects/content/Carta Próximas Gerações.docx
@@ -256,7 +256,7 @@
         <w:rPr>
           <w:rtl w:val="0"/>
         </w:rPr>
-        <w:t>Nossa região pode se tornar referência em consciência ambiental, responsabilidade social e economia circular. Para isso, precisamos aproximar quem gera os resíduos de quem pode transformá-los em nova matéria-prima e em renda digna.</w:t>
+        <w:t xml:space="preserve">A região da Granja Viana pode se tornar referência em consciência ambiental, responsabilidade social e economia circular. Para isso, precisamos aproximar quem gera os resíduos de quem pode transformá-los em nova matéria-prima e em renda digna.</w:t>
       </w:r>
     </w:p>
     <w:p>
